--- a/klagomål/A 50355-2025 FSC-klagomål.docx
+++ b/klagomål/A 50355-2025 FSC-klagomål.docx
@@ -756,7 +756,7 @@
     <w:r>
       <w:tab/>
       <w:tab/>
-      <w:t>2025-10-16</w:t>
+      <w:t>2025-10-17</w:t>
       <w:br/>
       <w:br/>
     </w:r>

--- a/klagomål/A 50355-2025 FSC-klagomål.docx
+++ b/klagomål/A 50355-2025 FSC-klagomål.docx
@@ -756,7 +756,7 @@
     <w:r>
       <w:tab/>
       <w:tab/>
-      <w:t>2025-10-17</w:t>
+      <w:t>2025-10-18</w:t>
       <w:br/>
       <w:br/>
     </w:r>

--- a/klagomål/A 50355-2025 FSC-klagomål.docx
+++ b/klagomål/A 50355-2025 FSC-klagomål.docx
@@ -756,7 +756,7 @@
     <w:r>
       <w:tab/>
       <w:tab/>
-      <w:t>2025-10-18</w:t>
+      <w:t>2025-10-19</w:t>
       <w:br/>
       <w:br/>
     </w:r>

--- a/klagomål/A 50355-2025 FSC-klagomål.docx
+++ b/klagomål/A 50355-2025 FSC-klagomål.docx
@@ -756,7 +756,7 @@
     <w:r>
       <w:tab/>
       <w:tab/>
-      <w:t>2025-10-19</w:t>
+      <w:t>2025-10-20</w:t>
       <w:br/>
       <w:br/>
     </w:r>

--- a/klagomål/A 50355-2025 FSC-klagomål.docx
+++ b/klagomål/A 50355-2025 FSC-klagomål.docx
@@ -756,7 +756,7 @@
     <w:r>
       <w:tab/>
       <w:tab/>
-      <w:t>2025-10-20</w:t>
+      <w:t>2025-10-21</w:t>
       <w:br/>
       <w:br/>
     </w:r>

--- a/klagomål/A 50355-2025 FSC-klagomål.docx
+++ b/klagomål/A 50355-2025 FSC-klagomål.docx
@@ -173,7 +173,7 @@
     </w:p>
     <w:p>
       <w:r>
-        <w:t>Nedan presenteras fynd av naturvårdsarter och fridlysta arter som gjorts i det avverkningsanmälda området, samt relevanta utdrag ur standarderna för FSC, Chain of Custody, Controlled Wood och PEFC.</w:t>
+        <w:t>Nedan presenteras fynd av naturvårdsarter och fridlysta arter som gjorts i det avverkningsanmälda området, samt relevanta utdrag ur standarderna för FSC, Chain of Custody, Controlled Wood och PEFC. I BILAGA 1 finns artfakta om fridlysta arter.</w:t>
       </w:r>
     </w:p>
     <w:p>
@@ -333,6 +333,22 @@
       </w:r>
       <w:r>
         <w:t>(artikel 1). Vidare att de åtgärder som vidtas inte får leda till en försämring av den nuvarande situationen beträffande bevarandet av de fågelarter som avses i artikel 1 (artikel 13). Fågeldirektivet är styrande för tillsynsansvariga myndigheters ärendehantering, ställningstaganden och beslutsfattande.</w:t>
+      </w:r>
+    </w:p>
+    <w:p>
+      <w:r>
+        <w:rPr>
+          <w:b/>
+        </w:rPr>
+        <w:t>Slaguggla (NT, §4)</w:t>
+      </w:r>
+      <w:r>
+        <w:t>, rödlistad som nära hotad, är fridlyst enligt 4 § artskyddsförordningen och ingår i bilaga 1 EU:s fågeldirektiv. Artens minskningstakt har uppgått till 17 (0–33) % under de senaste 24 åren och bedöms vara nära gränsvärdet för Sårbar (VU). Tillgången på naturliga boplatser för slaguggla har minskat drastiskt och kommer även att minska i framtiden. Industriskogsbrukets korta omloppstider förhindrar nybildning av grova torrträd och utgör det största hotet mot arten. Skogsbrukets hänsyn måste tillåta att vissa skogsarealer, inte bara av låg bonitet, når mycket hög ålder. Runt boplatsen bör det finnas uppvuxen skog (minst 1 hektar) med träd som kan fungera som sittplatser för de vuxna ugglorna. Träden utgör särskilt viktiga skydd för ungarna att klättra upp i när de lämnar boet, eftersom de inte kan flyga då (SLU Artdatabanken, 2024; Skogsstyrelsen, 2016).</w:t>
+      </w:r>
+    </w:p>
+    <w:p>
+      <w:r>
+        <w:t>I BILAGA 1 finns mer detaljerad information om ekologi samt krav på livsmiljö hos fridlysta arter.</w:t>
       </w:r>
     </w:p>
     <w:p>
@@ -628,6 +644,78 @@
         <w:t>I den avverkningsanmälda skogen har fridlysta arter sina livsmiljöer och växtplatser. Att skada de fridlysta arternas livsmiljöer, växtplatser eller ekologiska funktion är inte tillåtet enligt artskyddsförordningen</w:t>
       </w:r>
     </w:p>
+    <w:p>
+      <w:r>
+        <w:br w:type="page"/>
+      </w:r>
+    </w:p>
+    <w:p>
+      <w:pPr>
+        <w:pStyle w:val="Title"/>
+      </w:pPr>
+      <w:r>
+        <w:t>BILAGA 1 – Fridlysta arter</w:t>
+      </w:r>
+    </w:p>
+    <w:p>
+      <w:pPr>
+        <w:pStyle w:val="Heading1"/>
+      </w:pPr>
+      <w:r>
+        <w:t>Slaguggla – ekologi samt krav på livsmiljön</w:t>
+      </w:r>
+    </w:p>
+    <w:p>
+      <w:r>
+        <w:t>Slaguggla (NT, §4) häckar i skogsmark, oftast i anslutning till myrar, hyggen och inägor. Den förekommer från mellersta Sverige norrut till Lule Lappmark och norra Norrbotten. Häckningsrevirets storlek varierar betydligt, från cirka 300 hektar till uppemot 600–700 hektar. De gamla fåglarna är mycket stationära och revirets storlek beror bland annat på närheten till grannrevir och kvaliteten på jaktmarkerna. Spridning av ungfåglar sker 5–70 km från boplatsen, i sällsynta fall kan ungfåglar vandra betydligt längre. Runt boplatsen bör det finnas uppvuxen skog (minst 1 hektar) med träd som kan fungera som sittplatser för de vuxna ugglorna. Träden utgör särskilt viktiga skydd för ungarna att klättra upp i när de lämnar boet, eftersom de inte kan flyga då (SLU Artdatabanken, 2024; Skogsstyrelsen, 2016).</w:t>
+      </w:r>
+    </w:p>
+    <w:p>
+      <w:r>
+        <w:t>Industriskogsbrukets korta omloppstider (100–120 år) förhindrar nybildning av grova torrträd och utgör det största hotet mot arten. Skogsbrukets hänsyn måste tillåta att vissa skogsarealer, inte bara av låg bonitet, når mycket hög ålder. Tillgången på naturliga boplatser för slaguggla har minskat drastiskt och kommer även att minska i framtiden. Detta beror på det moderna skogsbrukets inriktning och metoder som inte längre tillåter utbildandet av träd av de dimensioner som säkerställer nybildning av lämpliga boplatser i form av rötade stammar som kan bilda ”skorstenar” eller större hål i samband med kvistbrott. Som exempel på vad som krävs kan nämnas att tolv, genom dendrokronologisk analys, daterade bebodda torrakstubbar i Hälsingland hade varit döda i 255 år (129–360 år) och var 200–400 år gamla innan de dog. De äldsta tallarna hade alltså börjat växa från begynnelsen av 1300-talet och de yngsta från mitten av 1600-talet (SLU Artdatabanken, 2024).</w:t>
+      </w:r>
+    </w:p>
+    <w:p>
+      <w:r>
+        <w:t>Slaguggla (NT), fridlyst enligt §4 Artskyddsförordningen, är upptagen i bilaga 1 EU:s fågeldirektiv och bilaga 2 Bernkonventionen samt finns med som prioriterad art i Skogsstyrelsens vägledning för skogsbruket (SKSFS 2011:7). Minskningstakten har uppgått till 17 (0–33) % under de senaste 24 åren och bedöms vara nära gränsvärdet för Sårbar (VU). (A2bc) (SLU Artdatabanken, 2024).</w:t>
+      </w:r>
+    </w:p>
+    <w:p>
+      <w:pPr>
+        <w:pStyle w:val="Heading2"/>
+      </w:pPr>
+      <w:r>
+        <w:t>Referenser – slaguggla</w:t>
+      </w:r>
+    </w:p>
+    <w:p>
+      <w:r>
+        <w:t xml:space="preserve">Skogsstyrelsen, 2016. </w:t>
+      </w:r>
+      <w:r>
+        <w:rPr>
+          <w:i/>
+        </w:rPr>
+        <w:t xml:space="preserve">Vägledning för hänsyn till fåglar – Slaguggla. </w:t>
+      </w:r>
+      <w:r>
+        <w:t>www.skogsstyrelsen.se</w:t>
+      </w:r>
+    </w:p>
+    <w:p>
+      <w:r>
+        <w:t xml:space="preserve">SLU Artdatabanken, 2024. </w:t>
+      </w:r>
+      <w:r>
+        <w:rPr>
+          <w:i/>
+        </w:rPr>
+        <w:t xml:space="preserve">Artfaktablad. Naturvård – artfakta. </w:t>
+      </w:r>
+      <w:r>
+        <w:t>SLU Artdatabanken, Uppsala</w:t>
+      </w:r>
+    </w:p>
     <w:sectPr>
       <w:headerReference w:type="even" r:id="rId8"/>
       <w:headerReference w:type="default" r:id="rId9"/>
@@ -756,7 +844,7 @@
     <w:r>
       <w:tab/>
       <w:tab/>
-      <w:t>2025-10-21</w:t>
+      <w:t>2025-10-22</w:t>
       <w:br/>
       <w:br/>
     </w:r>

--- a/klagomål/A 50355-2025 FSC-klagomål.docx
+++ b/klagomål/A 50355-2025 FSC-klagomål.docx
@@ -844,7 +844,7 @@
     <w:r>
       <w:tab/>
       <w:tab/>
-      <w:t>2025-10-22</w:t>
+      <w:t>2025-10-23</w:t>
       <w:br/>
       <w:br/>
     </w:r>

--- a/klagomål/A 50355-2025 FSC-klagomål.docx
+++ b/klagomål/A 50355-2025 FSC-klagomål.docx
@@ -844,7 +844,7 @@
     <w:r>
       <w:tab/>
       <w:tab/>
-      <w:t>2025-10-23</w:t>
+      <w:t>2025-10-24</w:t>
       <w:br/>
       <w:br/>
     </w:r>

--- a/klagomål/A 50355-2025 FSC-klagomål.docx
+++ b/klagomål/A 50355-2025 FSC-klagomål.docx
@@ -844,7 +844,7 @@
     <w:r>
       <w:tab/>
       <w:tab/>
-      <w:t>2025-10-24</w:t>
+      <w:t>2025-10-25</w:t>
       <w:br/>
       <w:br/>
     </w:r>

--- a/klagomål/A 50355-2025 FSC-klagomål.docx
+++ b/klagomål/A 50355-2025 FSC-klagomål.docx
@@ -844,7 +844,7 @@
     <w:r>
       <w:tab/>
       <w:tab/>
-      <w:t>2025-10-25</w:t>
+      <w:t>2025-10-26</w:t>
       <w:br/>
       <w:br/>
     </w:r>

--- a/klagomål/A 50355-2025 FSC-klagomål.docx
+++ b/klagomål/A 50355-2025 FSC-klagomål.docx
@@ -844,7 +844,7 @@
     <w:r>
       <w:tab/>
       <w:tab/>
-      <w:t>2025-10-26</w:t>
+      <w:t>2025-10-27</w:t>
       <w:br/>
       <w:br/>
     </w:r>

--- a/klagomål/A 50355-2025 FSC-klagomål.docx
+++ b/klagomål/A 50355-2025 FSC-klagomål.docx
@@ -844,7 +844,7 @@
     <w:r>
       <w:tab/>
       <w:tab/>
-      <w:t>2025-10-27</w:t>
+      <w:t>2025-10-28</w:t>
       <w:br/>
       <w:br/>
     </w:r>

--- a/klagomål/A 50355-2025 FSC-klagomål.docx
+++ b/klagomål/A 50355-2025 FSC-klagomål.docx
@@ -844,7 +844,7 @@
     <w:r>
       <w:tab/>
       <w:tab/>
-      <w:t>2025-10-28</w:t>
+      <w:t>2025-10-29</w:t>
       <w:br/>
       <w:br/>
     </w:r>

--- a/klagomål/A 50355-2025 FSC-klagomål.docx
+++ b/klagomål/A 50355-2025 FSC-klagomål.docx
@@ -844,7 +844,7 @@
     <w:r>
       <w:tab/>
       <w:tab/>
-      <w:t>2025-10-29</w:t>
+      <w:t>2025-10-30</w:t>
       <w:br/>
       <w:br/>
     </w:r>

--- a/klagomål/A 50355-2025 FSC-klagomål.docx
+++ b/klagomål/A 50355-2025 FSC-klagomål.docx
@@ -844,7 +844,7 @@
     <w:r>
       <w:tab/>
       <w:tab/>
-      <w:t>2025-10-30</w:t>
+      <w:t>2025-10-31</w:t>
       <w:br/>
       <w:br/>
     </w:r>

--- a/klagomål/A 50355-2025 FSC-klagomål.docx
+++ b/klagomål/A 50355-2025 FSC-klagomål.docx
@@ -844,7 +844,7 @@
     <w:r>
       <w:tab/>
       <w:tab/>
-      <w:t>2025-10-31</w:t>
+      <w:t>2025-11-01</w:t>
       <w:br/>
       <w:br/>
     </w:r>

--- a/klagomål/A 50355-2025 FSC-klagomål.docx
+++ b/klagomål/A 50355-2025 FSC-klagomål.docx
@@ -844,7 +844,7 @@
     <w:r>
       <w:tab/>
       <w:tab/>
-      <w:t>2025-11-01</w:t>
+      <w:t>2025-11-02</w:t>
       <w:br/>
       <w:br/>
     </w:r>

--- a/klagomål/A 50355-2025 FSC-klagomål.docx
+++ b/klagomål/A 50355-2025 FSC-klagomål.docx
@@ -844,7 +844,7 @@
     <w:r>
       <w:tab/>
       <w:tab/>
-      <w:t>2025-11-02</w:t>
+      <w:t>2025-11-03</w:t>
       <w:br/>
       <w:br/>
     </w:r>

--- a/klagomål/A 50355-2025 FSC-klagomål.docx
+++ b/klagomål/A 50355-2025 FSC-klagomål.docx
@@ -844,7 +844,7 @@
     <w:r>
       <w:tab/>
       <w:tab/>
-      <w:t>2025-11-03</w:t>
+      <w:t>2025-11-04</w:t>
       <w:br/>
       <w:br/>
     </w:r>

--- a/klagomål/A 50355-2025 FSC-klagomål.docx
+++ b/klagomål/A 50355-2025 FSC-klagomål.docx
@@ -844,7 +844,7 @@
     <w:r>
       <w:tab/>
       <w:tab/>
-      <w:t>2025-11-04</w:t>
+      <w:t>2025-11-05</w:t>
       <w:br/>
       <w:br/>
     </w:r>

--- a/klagomål/A 50355-2025 FSC-klagomål.docx
+++ b/klagomål/A 50355-2025 FSC-klagomål.docx
@@ -844,7 +844,7 @@
     <w:r>
       <w:tab/>
       <w:tab/>
-      <w:t>2025-11-05</w:t>
+      <w:t>2025-11-06</w:t>
       <w:br/>
       <w:br/>
     </w:r>

--- a/klagomål/A 50355-2025 FSC-klagomål.docx
+++ b/klagomål/A 50355-2025 FSC-klagomål.docx
@@ -844,7 +844,7 @@
     <w:r>
       <w:tab/>
       <w:tab/>
-      <w:t>2025-11-06</w:t>
+      <w:t>2025-11-07</w:t>
       <w:br/>
       <w:br/>
     </w:r>

--- a/klagomål/A 50355-2025 FSC-klagomål.docx
+++ b/klagomål/A 50355-2025 FSC-klagomål.docx
@@ -844,7 +844,7 @@
     <w:r>
       <w:tab/>
       <w:tab/>
-      <w:t>2025-11-07</w:t>
+      <w:t>2025-11-08</w:t>
       <w:br/>
       <w:br/>
     </w:r>

--- a/klagomål/A 50355-2025 FSC-klagomål.docx
+++ b/klagomål/A 50355-2025 FSC-klagomål.docx
@@ -844,7 +844,7 @@
     <w:r>
       <w:tab/>
       <w:tab/>
-      <w:t>2025-11-08</w:t>
+      <w:t>2025-11-09</w:t>
       <w:br/>
       <w:br/>
     </w:r>

--- a/klagomål/A 50355-2025 FSC-klagomål.docx
+++ b/klagomål/A 50355-2025 FSC-klagomål.docx
@@ -844,7 +844,7 @@
     <w:r>
       <w:tab/>
       <w:tab/>
-      <w:t>2025-11-09</w:t>
+      <w:t>2025-11-10</w:t>
       <w:br/>
       <w:br/>
     </w:r>

--- a/klagomål/A 50355-2025 FSC-klagomål.docx
+++ b/klagomål/A 50355-2025 FSC-klagomål.docx
@@ -844,7 +844,7 @@
     <w:r>
       <w:tab/>
       <w:tab/>
-      <w:t>2025-11-10</w:t>
+      <w:t>2025-11-11</w:t>
       <w:br/>
       <w:br/>
     </w:r>

--- a/klagomål/A 50355-2025 FSC-klagomål.docx
+++ b/klagomål/A 50355-2025 FSC-klagomål.docx
@@ -844,7 +844,7 @@
     <w:r>
       <w:tab/>
       <w:tab/>
-      <w:t>2025-11-11</w:t>
+      <w:t>2025-11-12</w:t>
       <w:br/>
       <w:br/>
     </w:r>

--- a/klagomål/A 50355-2025 FSC-klagomål.docx
+++ b/klagomål/A 50355-2025 FSC-klagomål.docx
@@ -844,7 +844,7 @@
     <w:r>
       <w:tab/>
       <w:tab/>
-      <w:t>2025-11-12</w:t>
+      <w:t>2025-11-13</w:t>
       <w:br/>
       <w:br/>
     </w:r>

--- a/klagomål/A 50355-2025 FSC-klagomål.docx
+++ b/klagomål/A 50355-2025 FSC-klagomål.docx
@@ -844,7 +844,7 @@
     <w:r>
       <w:tab/>
       <w:tab/>
-      <w:t>2025-11-13</w:t>
+      <w:t>2025-11-14</w:t>
       <w:br/>
       <w:br/>
     </w:r>

--- a/klagomål/A 50355-2025 FSC-klagomål.docx
+++ b/klagomål/A 50355-2025 FSC-klagomål.docx
@@ -844,7 +844,7 @@
     <w:r>
       <w:tab/>
       <w:tab/>
-      <w:t>2025-11-14</w:t>
+      <w:t>2025-11-15</w:t>
       <w:br/>
       <w:br/>
     </w:r>

--- a/klagomål/A 50355-2025 FSC-klagomål.docx
+++ b/klagomål/A 50355-2025 FSC-klagomål.docx
@@ -844,7 +844,7 @@
     <w:r>
       <w:tab/>
       <w:tab/>
-      <w:t>2025-11-15</w:t>
+      <w:t>2025-11-20</w:t>
       <w:br/>
       <w:br/>
     </w:r>

--- a/klagomål/A 50355-2025 FSC-klagomål.docx
+++ b/klagomål/A 50355-2025 FSC-klagomål.docx
@@ -844,7 +844,7 @@
     <w:r>
       <w:tab/>
       <w:tab/>
-      <w:t>2025-11-20</w:t>
+      <w:t>2025-11-21</w:t>
       <w:br/>
       <w:br/>
     </w:r>

--- a/klagomål/A 50355-2025 FSC-klagomål.docx
+++ b/klagomål/A 50355-2025 FSC-klagomål.docx
@@ -844,7 +844,7 @@
     <w:r>
       <w:tab/>
       <w:tab/>
-      <w:t>2025-11-21</w:t>
+      <w:t>2025-11-22</w:t>
       <w:br/>
       <w:br/>
     </w:r>

--- a/klagomål/A 50355-2025 FSC-klagomål.docx
+++ b/klagomål/A 50355-2025 FSC-klagomål.docx
@@ -844,7 +844,7 @@
     <w:r>
       <w:tab/>
       <w:tab/>
-      <w:t>2025-11-22</w:t>
+      <w:t>2025-11-23</w:t>
       <w:br/>
       <w:br/>
     </w:r>

--- a/klagomål/A 50355-2025 FSC-klagomål.docx
+++ b/klagomål/A 50355-2025 FSC-klagomål.docx
@@ -844,7 +844,7 @@
     <w:r>
       <w:tab/>
       <w:tab/>
-      <w:t>2025-11-23</w:t>
+      <w:t>2025-11-24</w:t>
       <w:br/>
       <w:br/>
     </w:r>

--- a/klagomål/A 50355-2025 FSC-klagomål.docx
+++ b/klagomål/A 50355-2025 FSC-klagomål.docx
@@ -844,7 +844,7 @@
     <w:r>
       <w:tab/>
       <w:tab/>
-      <w:t>2025-11-24</w:t>
+      <w:t>2025-11-25</w:t>
       <w:br/>
       <w:br/>
     </w:r>

--- a/klagomål/A 50355-2025 FSC-klagomål.docx
+++ b/klagomål/A 50355-2025 FSC-klagomål.docx
@@ -844,7 +844,7 @@
     <w:r>
       <w:tab/>
       <w:tab/>
-      <w:t>2025-11-25</w:t>
+      <w:t>2025-11-26</w:t>
       <w:br/>
       <w:br/>
     </w:r>

--- a/klagomål/A 50355-2025 FSC-klagomål.docx
+++ b/klagomål/A 50355-2025 FSC-klagomål.docx
@@ -844,7 +844,7 @@
     <w:r>
       <w:tab/>
       <w:tab/>
-      <w:t>2025-11-26</w:t>
+      <w:t>2025-11-27</w:t>
       <w:br/>
       <w:br/>
     </w:r>

--- a/klagomål/A 50355-2025 FSC-klagomål.docx
+++ b/klagomål/A 50355-2025 FSC-klagomål.docx
@@ -844,7 +844,7 @@
     <w:r>
       <w:tab/>
       <w:tab/>
-      <w:t>2025-11-27</w:t>
+      <w:t>2025-11-28</w:t>
       <w:br/>
       <w:br/>
     </w:r>

--- a/klagomål/A 50355-2025 FSC-klagomål.docx
+++ b/klagomål/A 50355-2025 FSC-klagomål.docx
@@ -844,7 +844,7 @@
     <w:r>
       <w:tab/>
       <w:tab/>
-      <w:t>2025-11-28</w:t>
+      <w:t>2025-11-29</w:t>
       <w:br/>
       <w:br/>
     </w:r>

--- a/klagomål/A 50355-2025 FSC-klagomål.docx
+++ b/klagomål/A 50355-2025 FSC-klagomål.docx
@@ -844,7 +844,7 @@
     <w:r>
       <w:tab/>
       <w:tab/>
-      <w:t>2025-11-29</w:t>
+      <w:t>2025-11-30</w:t>
       <w:br/>
       <w:br/>
     </w:r>

--- a/klagomål/A 50355-2025 FSC-klagomål.docx
+++ b/klagomål/A 50355-2025 FSC-klagomål.docx
@@ -844,7 +844,7 @@
     <w:r>
       <w:tab/>
       <w:tab/>
-      <w:t>2025-11-30</w:t>
+      <w:t>2025-12-01</w:t>
       <w:br/>
       <w:br/>
     </w:r>

--- a/klagomål/A 50355-2025 FSC-klagomål.docx
+++ b/klagomål/A 50355-2025 FSC-klagomål.docx
@@ -844,7 +844,7 @@
     <w:r>
       <w:tab/>
       <w:tab/>
-      <w:t>2025-12-01</w:t>
+      <w:t>2025-12-02</w:t>
       <w:br/>
       <w:br/>
     </w:r>

--- a/klagomål/A 50355-2025 FSC-klagomål.docx
+++ b/klagomål/A 50355-2025 FSC-klagomål.docx
@@ -844,7 +844,7 @@
     <w:r>
       <w:tab/>
       <w:tab/>
-      <w:t>2025-12-02</w:t>
+      <w:t>2025-12-03</w:t>
       <w:br/>
       <w:br/>
     </w:r>

--- a/klagomål/A 50355-2025 FSC-klagomål.docx
+++ b/klagomål/A 50355-2025 FSC-klagomål.docx
@@ -844,7 +844,7 @@
     <w:r>
       <w:tab/>
       <w:tab/>
-      <w:t>2025-12-03</w:t>
+      <w:t>2025-12-04</w:t>
       <w:br/>
       <w:br/>
     </w:r>

--- a/klagomål/A 50355-2025 FSC-klagomål.docx
+++ b/klagomål/A 50355-2025 FSC-klagomål.docx
@@ -844,7 +844,7 @@
     <w:r>
       <w:tab/>
       <w:tab/>
-      <w:t>2025-12-04</w:t>
+      <w:t>2025-12-05</w:t>
       <w:br/>
       <w:br/>
     </w:r>

--- a/klagomål/A 50355-2025 FSC-klagomål.docx
+++ b/klagomål/A 50355-2025 FSC-klagomål.docx
@@ -844,7 +844,7 @@
     <w:r>
       <w:tab/>
       <w:tab/>
-      <w:t>2025-12-05</w:t>
+      <w:t>2025-12-06</w:t>
       <w:br/>
       <w:br/>
     </w:r>

--- a/klagomål/A 50355-2025 FSC-klagomål.docx
+++ b/klagomål/A 50355-2025 FSC-klagomål.docx
@@ -844,7 +844,7 @@
     <w:r>
       <w:tab/>
       <w:tab/>
-      <w:t>2025-12-06</w:t>
+      <w:t>2025-12-07</w:t>
       <w:br/>
       <w:br/>
     </w:r>

--- a/klagomål/A 50355-2025 FSC-klagomål.docx
+++ b/klagomål/A 50355-2025 FSC-klagomål.docx
@@ -844,7 +844,7 @@
     <w:r>
       <w:tab/>
       <w:tab/>
-      <w:t>2025-12-07</w:t>
+      <w:t>2025-12-08</w:t>
       <w:br/>
       <w:br/>
     </w:r>

--- a/klagomål/A 50355-2025 FSC-klagomål.docx
+++ b/klagomål/A 50355-2025 FSC-klagomål.docx
@@ -844,7 +844,7 @@
     <w:r>
       <w:tab/>
       <w:tab/>
-      <w:t>2025-12-08</w:t>
+      <w:t>2025-12-09</w:t>
       <w:br/>
       <w:br/>
     </w:r>

--- a/klagomål/A 50355-2025 FSC-klagomål.docx
+++ b/klagomål/A 50355-2025 FSC-klagomål.docx
@@ -844,7 +844,7 @@
     <w:r>
       <w:tab/>
       <w:tab/>
-      <w:t>2025-12-09</w:t>
+      <w:t>2025-12-10</w:t>
       <w:br/>
       <w:br/>
     </w:r>

--- a/klagomål/A 50355-2025 FSC-klagomål.docx
+++ b/klagomål/A 50355-2025 FSC-klagomål.docx
@@ -844,7 +844,7 @@
     <w:r>
       <w:tab/>
       <w:tab/>
-      <w:t>2025-12-10</w:t>
+      <w:t>2025-12-11</w:t>
       <w:br/>
       <w:br/>
     </w:r>

--- a/klagomål/A 50355-2025 FSC-klagomål.docx
+++ b/klagomål/A 50355-2025 FSC-klagomål.docx
@@ -844,7 +844,7 @@
     <w:r>
       <w:tab/>
       <w:tab/>
-      <w:t>2025-12-11</w:t>
+      <w:t>2025-12-12</w:t>
       <w:br/>
       <w:br/>
     </w:r>

--- a/klagomål/A 50355-2025 FSC-klagomål.docx
+++ b/klagomål/A 50355-2025 FSC-klagomål.docx
@@ -844,7 +844,7 @@
     <w:r>
       <w:tab/>
       <w:tab/>
-      <w:t>2025-12-12</w:t>
+      <w:t>2025-12-13</w:t>
       <w:br/>
       <w:br/>
     </w:r>

--- a/klagomål/A 50355-2025 FSC-klagomål.docx
+++ b/klagomål/A 50355-2025 FSC-klagomål.docx
@@ -844,7 +844,7 @@
     <w:r>
       <w:tab/>
       <w:tab/>
-      <w:t>2025-12-19</w:t>
+      <w:t>2025-12-20</w:t>
       <w:br/>
       <w:br/>
     </w:r>

--- a/klagomål/A 50355-2025 FSC-klagomål.docx
+++ b/klagomål/A 50355-2025 FSC-klagomål.docx
@@ -844,7 +844,7 @@
     <w:r>
       <w:tab/>
       <w:tab/>
-      <w:t>2025-12-20</w:t>
+      <w:t>2025-12-21</w:t>
       <w:br/>
       <w:br/>
     </w:r>

--- a/klagomål/A 50355-2025 FSC-klagomål.docx
+++ b/klagomål/A 50355-2025 FSC-klagomål.docx
@@ -844,7 +844,7 @@
     <w:r>
       <w:tab/>
       <w:tab/>
-      <w:t>2025-12-21</w:t>
+      <w:t>2025-12-22</w:t>
       <w:br/>
       <w:br/>
     </w:r>

--- a/klagomål/A 50355-2025 FSC-klagomål.docx
+++ b/klagomål/A 50355-2025 FSC-klagomål.docx
@@ -844,7 +844,7 @@
     <w:r>
       <w:tab/>
       <w:tab/>
-      <w:t>2025-12-22</w:t>
+      <w:t>2025-12-26</w:t>
       <w:br/>
       <w:br/>
     </w:r>

--- a/klagomål/A 50355-2025 FSC-klagomål.docx
+++ b/klagomål/A 50355-2025 FSC-klagomål.docx
@@ -844,7 +844,7 @@
     <w:r>
       <w:tab/>
       <w:tab/>
-      <w:t>2025-12-26</w:t>
+      <w:t>2025-12-28</w:t>
       <w:br/>
       <w:br/>
     </w:r>

--- a/klagomål/A 50355-2025 FSC-klagomål.docx
+++ b/klagomål/A 50355-2025 FSC-klagomål.docx
@@ -844,7 +844,7 @@
     <w:r>
       <w:tab/>
       <w:tab/>
-      <w:t>2025-12-28</w:t>
+      <w:t>2025-12-29</w:t>
       <w:br/>
       <w:br/>
     </w:r>

--- a/klagomål/A 50355-2025 FSC-klagomål.docx
+++ b/klagomål/A 50355-2025 FSC-klagomål.docx
@@ -844,7 +844,7 @@
     <w:r>
       <w:tab/>
       <w:tab/>
-      <w:t>2025-12-29</w:t>
+      <w:t>2025-12-30</w:t>
       <w:br/>
       <w:br/>
     </w:r>

--- a/klagomål/A 50355-2025 FSC-klagomål.docx
+++ b/klagomål/A 50355-2025 FSC-klagomål.docx
@@ -844,7 +844,7 @@
     <w:r>
       <w:tab/>
       <w:tab/>
-      <w:t>2025-12-30</w:t>
+      <w:t>2025-12-31</w:t>
       <w:br/>
       <w:br/>
     </w:r>

--- a/klagomål/A 50355-2025 FSC-klagomål.docx
+++ b/klagomål/A 50355-2025 FSC-klagomål.docx
@@ -844,7 +844,7 @@
     <w:r>
       <w:tab/>
       <w:tab/>
-      <w:t>2025-12-31</w:t>
+      <w:t>2026-01-03</w:t>
       <w:br/>
       <w:br/>
     </w:r>

--- a/klagomål/A 50355-2025 FSC-klagomål.docx
+++ b/klagomål/A 50355-2025 FSC-klagomål.docx
@@ -844,7 +844,7 @@
     <w:r>
       <w:tab/>
       <w:tab/>
-      <w:t>2026-01-07</w:t>
+      <w:t>2026-01-08</w:t>
       <w:br/>
       <w:br/>
     </w:r>

--- a/klagomål/A 50355-2025 FSC-klagomål.docx
+++ b/klagomål/A 50355-2025 FSC-klagomål.docx
@@ -844,7 +844,7 @@
     <w:r>
       <w:tab/>
       <w:tab/>
-      <w:t>2026-01-08</w:t>
+      <w:t>2026-01-09</w:t>
       <w:br/>
       <w:br/>
     </w:r>

--- a/klagomål/A 50355-2025 FSC-klagomål.docx
+++ b/klagomål/A 50355-2025 FSC-klagomål.docx
@@ -844,7 +844,7 @@
     <w:r>
       <w:tab/>
       <w:tab/>
-      <w:t>2026-01-09</w:t>
+      <w:t>2026-01-10</w:t>
       <w:br/>
       <w:br/>
     </w:r>

--- a/klagomål/A 50355-2025 FSC-klagomål.docx
+++ b/klagomål/A 50355-2025 FSC-klagomål.docx
@@ -844,7 +844,7 @@
     <w:r>
       <w:tab/>
       <w:tab/>
-      <w:t>2026-01-10</w:t>
+      <w:t>2026-01-11</w:t>
       <w:br/>
       <w:br/>
     </w:r>

--- a/klagomål/A 50355-2025 FSC-klagomål.docx
+++ b/klagomål/A 50355-2025 FSC-klagomål.docx
@@ -844,7 +844,7 @@
     <w:r>
       <w:tab/>
       <w:tab/>
-      <w:t>2026-01-11</w:t>
+      <w:t>2026-01-12</w:t>
       <w:br/>
       <w:br/>
     </w:r>

--- a/klagomål/A 50355-2025 FSC-klagomål.docx
+++ b/klagomål/A 50355-2025 FSC-klagomål.docx
@@ -844,7 +844,7 @@
     <w:r>
       <w:tab/>
       <w:tab/>
-      <w:t>2026-01-12</w:t>
+      <w:t>2026-01-13</w:t>
       <w:br/>
       <w:br/>
     </w:r>

--- a/klagomål/A 50355-2025 FSC-klagomål.docx
+++ b/klagomål/A 50355-2025 FSC-klagomål.docx
@@ -844,7 +844,7 @@
     <w:r>
       <w:tab/>
       <w:tab/>
-      <w:t>2026-01-13</w:t>
+      <w:t>2026-01-14</w:t>
       <w:br/>
       <w:br/>
     </w:r>

--- a/klagomål/A 50355-2025 FSC-klagomål.docx
+++ b/klagomål/A 50355-2025 FSC-klagomål.docx
@@ -844,7 +844,7 @@
     <w:r>
       <w:tab/>
       <w:tab/>
-      <w:t>2026-01-14</w:t>
+      <w:t>2026-01-15</w:t>
       <w:br/>
       <w:br/>
     </w:r>

--- a/klagomål/A 50355-2025 FSC-klagomål.docx
+++ b/klagomål/A 50355-2025 FSC-klagomål.docx
@@ -844,7 +844,7 @@
     <w:r>
       <w:tab/>
       <w:tab/>
-      <w:t>2026-01-15</w:t>
+      <w:t>2026-01-16</w:t>
       <w:br/>
       <w:br/>
     </w:r>

--- a/klagomål/A 50355-2025 FSC-klagomål.docx
+++ b/klagomål/A 50355-2025 FSC-klagomål.docx
@@ -844,7 +844,7 @@
     <w:r>
       <w:tab/>
       <w:tab/>
-      <w:t>2026-01-16</w:t>
+      <w:t>2026-01-17</w:t>
       <w:br/>
       <w:br/>
     </w:r>

--- a/klagomål/A 50355-2025 FSC-klagomål.docx
+++ b/klagomål/A 50355-2025 FSC-klagomål.docx
@@ -844,7 +844,7 @@
     <w:r>
       <w:tab/>
       <w:tab/>
-      <w:t>2026-01-17</w:t>
+      <w:t>2026-01-18</w:t>
       <w:br/>
       <w:br/>
     </w:r>

--- a/klagomål/A 50355-2025 FSC-klagomål.docx
+++ b/klagomål/A 50355-2025 FSC-klagomål.docx
@@ -844,7 +844,7 @@
     <w:r>
       <w:tab/>
       <w:tab/>
-      <w:t>2026-01-18</w:t>
+      <w:t>2026-01-19</w:t>
       <w:br/>
       <w:br/>
     </w:r>

--- a/klagomål/A 50355-2025 FSC-klagomål.docx
+++ b/klagomål/A 50355-2025 FSC-klagomål.docx
@@ -844,7 +844,7 @@
     <w:r>
       <w:tab/>
       <w:tab/>
-      <w:t>2026-01-19</w:t>
+      <w:t>2026-01-20</w:t>
       <w:br/>
       <w:br/>
     </w:r>

--- a/klagomål/A 50355-2025 FSC-klagomål.docx
+++ b/klagomål/A 50355-2025 FSC-klagomål.docx
@@ -844,7 +844,7 @@
     <w:r>
       <w:tab/>
       <w:tab/>
-      <w:t>2026-01-20</w:t>
+      <w:t>2026-01-21</w:t>
       <w:br/>
       <w:br/>
     </w:r>

--- a/klagomål/A 50355-2025 FSC-klagomål.docx
+++ b/klagomål/A 50355-2025 FSC-klagomål.docx
@@ -844,7 +844,7 @@
     <w:r>
       <w:tab/>
       <w:tab/>
-      <w:t>2026-01-21</w:t>
+      <w:t>2026-01-23</w:t>
       <w:br/>
       <w:br/>
     </w:r>

--- a/klagomål/A 50355-2025 FSC-klagomål.docx
+++ b/klagomål/A 50355-2025 FSC-klagomål.docx
@@ -844,7 +844,7 @@
     <w:r>
       <w:tab/>
       <w:tab/>
-      <w:t>2026-01-23</w:t>
+      <w:t>2026-01-24</w:t>
       <w:br/>
       <w:br/>
     </w:r>

--- a/klagomål/A 50355-2025 FSC-klagomål.docx
+++ b/klagomål/A 50355-2025 FSC-klagomål.docx
@@ -844,7 +844,7 @@
     <w:r>
       <w:tab/>
       <w:tab/>
-      <w:t>2026-01-24</w:t>
+      <w:t>2026-01-25</w:t>
       <w:br/>
       <w:br/>
     </w:r>

--- a/klagomål/A 50355-2025 FSC-klagomål.docx
+++ b/klagomål/A 50355-2025 FSC-klagomål.docx
@@ -844,7 +844,7 @@
     <w:r>
       <w:tab/>
       <w:tab/>
-      <w:t>2026-01-25</w:t>
+      <w:t>2026-01-26</w:t>
       <w:br/>
       <w:br/>
     </w:r>

--- a/klagomål/A 50355-2025 FSC-klagomål.docx
+++ b/klagomål/A 50355-2025 FSC-klagomål.docx
@@ -844,7 +844,7 @@
     <w:r>
       <w:tab/>
       <w:tab/>
-      <w:t>2026-01-26</w:t>
+      <w:t>2026-01-27</w:t>
       <w:br/>
       <w:br/>
     </w:r>

--- a/klagomål/A 50355-2025 FSC-klagomål.docx
+++ b/klagomål/A 50355-2025 FSC-klagomål.docx
@@ -844,7 +844,7 @@
     <w:r>
       <w:tab/>
       <w:tab/>
-      <w:t>2026-01-27</w:t>
+      <w:t>2026-01-28</w:t>
       <w:br/>
       <w:br/>
     </w:r>

--- a/klagomål/A 50355-2025 FSC-klagomål.docx
+++ b/klagomål/A 50355-2025 FSC-klagomål.docx
@@ -112,7 +112,7 @@
         <w:pStyle w:val="ListBullet"/>
       </w:pPr>
       <w:r>
-        <w:t>Om ett ombud (tex Norra skog eller Mellanskog) avverkningsanmäler en skog med naturvärden motsvarande nyckelbiotops kvalité men markägaren inte är FSC certifierad, bör du skicka in ett FSC kontrollerat virke klagomål. Då ska klagomålet skickas till ombudsföretaget.</w:t>
+        <w:t>Om ett ombud (tex Norra skog eller Mellanskog) avverkningsanmäler en skog med naturvärden motsvarande nyckelbiotops kvalitet men markägaren inte är FSC certifierad, bör du skicka in ett FSC kontrollerat virke klagomål. Då ska klagomålet skickas till ombudsföretaget.</w:t>
       </w:r>
     </w:p>
     <w:p>
@@ -265,7 +265,25 @@
         <w:t>Rosenticka (NT)</w:t>
       </w:r>
       <w:r>
-        <w:t>, rödlistad som nära hotad, ingår i en karaktäristisk association av vedsvampar som växer på gamla, grova granlågor i urskogsartade barrskogar. Den är placerad i toppen av Skogsstyrelsens värdepyramid för bedömning av skog med höga naturvärden och indikerar ett granskogsekosystem med långvarig kontinuitet av grova lågor. Artens beroende av grova granlågor innebär att alla skogsskötselåtgärder på eller i omedelbar närhet av lokalerna utgör ett hot på lång sikt. Det är angeläget att populationerna inte ytterligare glesas ut och ett tillräckligt antal områden där arten nu finns måste sparas för framtiden (Nitare &amp; Skogsstyrelsen, 2019; SLU Artdatabanken, 2024).</w:t>
+        <w:t xml:space="preserve">, rödlistad som nära hotad, ingår i en karaktäristisk association av vedsvampar som växer på gamla, grova granlågor i urskogsartade barrskogar. Den är placerad i toppen av Skogsstyrelsens värdepyramid för bedömning av skog med höga naturvärden och indikerar ett granskogsekosystem med långvarig kontinuitet av grova lågor. Artens beroende av grova granlågor innebär att alla skogsskötselåtgärder på eller i omedelbar närhet av lokalerna utgör ett hot på lång sikt. Det är angeläget att populationerna inte ytterligare glesas ut och ett tillräckligt antal områden där arten nu finns måste sparas för framtiden. Rosenticka är typisk art för </w:t>
+      </w:r>
+      <w:r>
+        <w:rPr>
+          <w:i/>
+        </w:rPr>
+        <w:t xml:space="preserve">9010 Taiga </w:t>
+      </w:r>
+      <w:r>
+        <w:t xml:space="preserve">och </w:t>
+      </w:r>
+      <w:r>
+        <w:rPr>
+          <w:i/>
+        </w:rPr>
+        <w:t>9050 Näringsrik granskog</w:t>
+      </w:r>
+      <w:r>
+        <w:t xml:space="preserve"> (Nitare &amp; Skogsstyrelsen, 2019; SLU Artdatabanken, 2024).</w:t>
       </w:r>
     </w:p>
     <w:p>
@@ -276,7 +294,25 @@
         <w:t>Rynkskinn (VU)</w:t>
       </w:r>
       <w:r>
-        <w:t>, rödlistad som sårbar, är en vednedbrytare som växer på grova granlågor och ingår i en karaktäristisk association av vedsvampar knutna till urskogsartade barrskogar. Den har klassificerats som en “urskogsindikator” och är placerad i toppen av Skogsstyrelsens värdepyramid för bedömning av skog med höga naturvärden. Allt tyder på att rynkskinn är mycket känslig för skogliga ingrepp (Nitare &amp; Skogsstyrelsen, 2019; SLU Artdatabanken, 2024).</w:t>
+        <w:t xml:space="preserve">, rödlistad som sårbar, är en vednedbrytare som växer på grova granlågor och ingår i en karaktäristisk association av vedsvampar knutna till urskogsartade barrskogar. Den har klassificerats som en “urskogsindikator” och är placerad i toppen av Skogsstyrelsens värdepyramid för bedömning av skog med höga naturvärden. Allt tyder på att rynkskinn är mycket känslig för skogliga ingrepp. Rynkskinn är typisk art för </w:t>
+      </w:r>
+      <w:r>
+        <w:rPr>
+          <w:i/>
+        </w:rPr>
+        <w:t xml:space="preserve">9010 Taiga, 9050 Näringsrik granskog </w:t>
+      </w:r>
+      <w:r>
+        <w:t>och</w:t>
+      </w:r>
+      <w:r>
+        <w:rPr>
+          <w:i/>
+        </w:rPr>
+        <w:t xml:space="preserve"> 9030 Landhöjningsskog</w:t>
+      </w:r>
+      <w:r>
+        <w:t xml:space="preserve"> (Nitare &amp; Skogsstyrelsen, 2019; SLU Artdatabanken, 2024).</w:t>
       </w:r>
     </w:p>
     <w:p>
@@ -287,7 +323,25 @@
         <w:t>Ullticka (NT)</w:t>
       </w:r>
       <w:r>
-        <w:t xml:space="preserve"> är knuten till restbestånd av barrnaturskog och förekommer med ett tydligt optimum i orörda eller måttligt påverkade gamla granskogar där det föreligger viss kontinuitet av grov död ved. Ullticka är en bra signalart inom hela sitt utbredningsområde och i södra Sverige är den sällsynt och en god signalart för skyddsvärda granskogsmiljöer. Den hotas av avverkning och fragmentering av naturskog och äldre granskog med lång trädkontinuitet. På ullticka kan ibland ulltickeporing (VU) påträffas - det är en sällsynt ticka som nyligen delats upp i tre olika arter: </w:t>
+        <w:t xml:space="preserve"> är knuten till restbestånd av barrnaturskog och förekommer med ett tydligt optimum i orörda eller måttligt påverkade gamla granskogar där det föreligger viss kontinuitet av grov död ved. Ullticka är en bra signalart inom hela sitt utbredningsområde och i södra Sverige är den sällsynt och en god signalart för skyddsvärda granskogsmiljöer. Den hotas av avverkning och fragmentering av naturskog och äldre granskog med lång trädkontinuitet. Ullticka är typisk art för </w:t>
+      </w:r>
+      <w:r>
+        <w:rPr>
+          <w:i/>
+        </w:rPr>
+        <w:t xml:space="preserve">9010 Taiga, 9050 Näringsrik granskog </w:t>
+      </w:r>
+      <w:r>
+        <w:t xml:space="preserve">och </w:t>
+      </w:r>
+      <w:r>
+        <w:rPr>
+          <w:i/>
+        </w:rPr>
+        <w:t>9030 Landhöjningsskog</w:t>
+      </w:r>
+      <w:r>
+        <w:t xml:space="preserve">. På ullticka kan ibland ulltickeporing (VU) påträffas - det är en sällsynt ticka som nyligen delats upp i tre olika arter: </w:t>
       </w:r>
       <w:r>
         <w:rPr>
@@ -333,6 +387,35 @@
       </w:r>
       <w:r>
         <w:t>(artikel 1). Vidare att de åtgärder som vidtas inte får leda till en försämring av den nuvarande situationen beträffande bevarandet av de fågelarter som avses i artikel 1 (artikel 13). Fågeldirektivet är styrande för tillsynsansvariga myndigheters ärendehantering, ställningstaganden och beslutsfattande.</w:t>
+      </w:r>
+    </w:p>
+    <w:p>
+      <w:r>
+        <w:rPr>
+          <w:b/>
+        </w:rPr>
+        <w:t>Blåsippa (§9)</w:t>
+      </w:r>
+      <w:r>
+        <w:t xml:space="preserve"> är typisk art för </w:t>
+      </w:r>
+      <w:r>
+        <w:rPr>
+          <w:i/>
+        </w:rPr>
+        <w:t>9050 Näringsrik granskog, 9020 Nordlig ädellövskog</w:t>
+      </w:r>
+      <w:r>
+        <w:t xml:space="preserve"> och </w:t>
+      </w:r>
+      <w:r>
+        <w:rPr>
+          <w:i/>
+        </w:rPr>
+        <w:t>8240 Karsthällmarker</w:t>
+      </w:r>
+      <w:r>
+        <w:t xml:space="preserve"> (SLU Artdatabanken, 2025).</w:t>
       </w:r>
     </w:p>
     <w:p>
@@ -844,7 +927,7 @@
     <w:r>
       <w:tab/>
       <w:tab/>
-      <w:t>2026-01-28</w:t>
+      <w:t>2026-01-29</w:t>
       <w:br/>
       <w:br/>
     </w:r>

--- a/klagomål/A 50355-2025 FSC-klagomål.docx
+++ b/klagomål/A 50355-2025 FSC-klagomål.docx
@@ -927,7 +927,7 @@
     <w:r>
       <w:tab/>
       <w:tab/>
-      <w:t>2026-01-29</w:t>
+      <w:t>2026-01-30</w:t>
       <w:br/>
       <w:br/>
     </w:r>

--- a/klagomål/A 50355-2025 FSC-klagomål.docx
+++ b/klagomål/A 50355-2025 FSC-klagomål.docx
@@ -927,7 +927,7 @@
     <w:r>
       <w:tab/>
       <w:tab/>
-      <w:t>2026-01-30</w:t>
+      <w:t>2026-01-31</w:t>
       <w:br/>
       <w:br/>
     </w:r>

--- a/klagomål/A 50355-2025 FSC-klagomål.docx
+++ b/klagomål/A 50355-2025 FSC-klagomål.docx
@@ -927,7 +927,7 @@
     <w:r>
       <w:tab/>
       <w:tab/>
-      <w:t>2026-03-02</w:t>
+      <w:t>2026-03-03</w:t>
       <w:br/>
       <w:br/>
     </w:r>

--- a/klagomål/A 50355-2025 FSC-klagomål.docx
+++ b/klagomål/A 50355-2025 FSC-klagomål.docx
@@ -927,7 +927,7 @@
     <w:r>
       <w:tab/>
       <w:tab/>
-      <w:t>2026-03-03</w:t>
+      <w:t>2026-03-04</w:t>
       <w:br/>
       <w:br/>
     </w:r>

--- a/klagomål/A 50355-2025 FSC-klagomål.docx
+++ b/klagomål/A 50355-2025 FSC-klagomål.docx
@@ -927,7 +927,7 @@
     <w:r>
       <w:tab/>
       <w:tab/>
-      <w:t>2026-03-04</w:t>
+      <w:t>2026-03-05</w:t>
       <w:br/>
       <w:br/>
     </w:r>

--- a/klagomål/A 50355-2025 FSC-klagomål.docx
+++ b/klagomål/A 50355-2025 FSC-klagomål.docx
@@ -927,7 +927,7 @@
     <w:r>
       <w:tab/>
       <w:tab/>
-      <w:t>2026-03-05</w:t>
+      <w:t>2026-03-06</w:t>
       <w:br/>
       <w:br/>
     </w:r>

--- a/klagomål/A 50355-2025 FSC-klagomål.docx
+++ b/klagomål/A 50355-2025 FSC-klagomål.docx
@@ -927,7 +927,7 @@
     <w:r>
       <w:tab/>
       <w:tab/>
-      <w:t>2026-03-06</w:t>
+      <w:t>2026-03-07</w:t>
       <w:br/>
       <w:br/>
     </w:r>

--- a/klagomål/A 50355-2025 FSC-klagomål.docx
+++ b/klagomål/A 50355-2025 FSC-klagomål.docx
@@ -927,7 +927,7 @@
     <w:r>
       <w:tab/>
       <w:tab/>
-      <w:t>2026-03-07</w:t>
+      <w:t>2026-03-08</w:t>
       <w:br/>
       <w:br/>
     </w:r>

--- a/klagomål/A 50355-2025 FSC-klagomål.docx
+++ b/klagomål/A 50355-2025 FSC-klagomål.docx
@@ -927,7 +927,7 @@
     <w:r>
       <w:tab/>
       <w:tab/>
-      <w:t>2026-03-08</w:t>
+      <w:t>2026-03-09</w:t>
       <w:br/>
       <w:br/>
     </w:r>

--- a/klagomål/A 50355-2025 FSC-klagomål.docx
+++ b/klagomål/A 50355-2025 FSC-klagomål.docx
@@ -927,7 +927,7 @@
     <w:r>
       <w:tab/>
       <w:tab/>
-      <w:t>2026-03-09</w:t>
+      <w:t>2026-03-10</w:t>
       <w:br/>
       <w:br/>
     </w:r>

--- a/klagomål/A 50355-2025 FSC-klagomål.docx
+++ b/klagomål/A 50355-2025 FSC-klagomål.docx
@@ -927,7 +927,7 @@
     <w:r>
       <w:tab/>
       <w:tab/>
-      <w:t>2026-03-10</w:t>
+      <w:t>2026-03-11</w:t>
       <w:br/>
       <w:br/>
     </w:r>

--- a/klagomål/A 50355-2025 FSC-klagomål.docx
+++ b/klagomål/A 50355-2025 FSC-klagomål.docx
@@ -927,7 +927,7 @@
     <w:r>
       <w:tab/>
       <w:tab/>
-      <w:t>2026-03-11</w:t>
+      <w:t>2026-03-12</w:t>
       <w:br/>
       <w:br/>
     </w:r>

--- a/klagomål/A 50355-2025 FSC-klagomål.docx
+++ b/klagomål/A 50355-2025 FSC-klagomål.docx
@@ -927,7 +927,7 @@
     <w:r>
       <w:tab/>
       <w:tab/>
-      <w:t>2026-03-12</w:t>
+      <w:t>2026-03-13</w:t>
       <w:br/>
       <w:br/>
     </w:r>

--- a/klagomål/A 50355-2025 FSC-klagomål.docx
+++ b/klagomål/A 50355-2025 FSC-klagomål.docx
@@ -927,7 +927,7 @@
     <w:r>
       <w:tab/>
       <w:tab/>
-      <w:t>2026-03-13</w:t>
+      <w:t>2026-03-16</w:t>
       <w:br/>
       <w:br/>
     </w:r>

--- a/klagomål/A 50355-2025 FSC-klagomål.docx
+++ b/klagomål/A 50355-2025 FSC-klagomål.docx
@@ -927,7 +927,7 @@
     <w:r>
       <w:tab/>
       <w:tab/>
-      <w:t>2026-03-16</w:t>
+      <w:t>2026-03-17</w:t>
       <w:br/>
       <w:br/>
     </w:r>

--- a/klagomål/A 50355-2025 FSC-klagomål.docx
+++ b/klagomål/A 50355-2025 FSC-klagomål.docx
@@ -927,7 +927,7 @@
     <w:r>
       <w:tab/>
       <w:tab/>
-      <w:t>2026-03-17</w:t>
+      <w:t>2026-03-18</w:t>
       <w:br/>
       <w:br/>
     </w:r>

--- a/klagomål/A 50355-2025 FSC-klagomål.docx
+++ b/klagomål/A 50355-2025 FSC-klagomål.docx
@@ -927,7 +927,7 @@
     <w:r>
       <w:tab/>
       <w:tab/>
-      <w:t>2026-03-18</w:t>
+      <w:t>2026-03-19</w:t>
       <w:br/>
       <w:br/>
     </w:r>

--- a/klagomål/A 50355-2025 FSC-klagomål.docx
+++ b/klagomål/A 50355-2025 FSC-klagomål.docx
@@ -927,7 +927,7 @@
     <w:r>
       <w:tab/>
       <w:tab/>
-      <w:t>2026-03-19</w:t>
+      <w:t>2026-03-20</w:t>
       <w:br/>
       <w:br/>
     </w:r>

--- a/klagomål/A 50355-2025 FSC-klagomål.docx
+++ b/klagomål/A 50355-2025 FSC-klagomål.docx
@@ -927,7 +927,7 @@
     <w:r>
       <w:tab/>
       <w:tab/>
-      <w:t>2026-03-20</w:t>
+      <w:t>2026-03-21</w:t>
       <w:br/>
       <w:br/>
     </w:r>

--- a/klagomål/A 50355-2025 FSC-klagomål.docx
+++ b/klagomål/A 50355-2025 FSC-klagomål.docx
@@ -927,7 +927,7 @@
     <w:r>
       <w:tab/>
       <w:tab/>
-      <w:t>2026-03-21</w:t>
+      <w:t>2026-03-22</w:t>
       <w:br/>
       <w:br/>
     </w:r>

--- a/klagomål/A 50355-2025 FSC-klagomål.docx
+++ b/klagomål/A 50355-2025 FSC-klagomål.docx
@@ -927,7 +927,7 @@
     <w:r>
       <w:tab/>
       <w:tab/>
-      <w:t>2026-03-22</w:t>
+      <w:t>2026-03-23</w:t>
       <w:br/>
       <w:br/>
     </w:r>

--- a/klagomål/A 50355-2025 FSC-klagomål.docx
+++ b/klagomål/A 50355-2025 FSC-klagomål.docx
@@ -927,7 +927,7 @@
     <w:r>
       <w:tab/>
       <w:tab/>
-      <w:t>2026-03-23</w:t>
+      <w:t>2026-03-24</w:t>
       <w:br/>
       <w:br/>
     </w:r>

--- a/klagomål/A 50355-2025 FSC-klagomål.docx
+++ b/klagomål/A 50355-2025 FSC-klagomål.docx
@@ -927,7 +927,7 @@
     <w:r>
       <w:tab/>
       <w:tab/>
-      <w:t>2026-03-24</w:t>
+      <w:t>2026-03-25</w:t>
       <w:br/>
       <w:br/>
     </w:r>

--- a/klagomål/A 50355-2025 FSC-klagomål.docx
+++ b/klagomål/A 50355-2025 FSC-klagomål.docx
@@ -927,7 +927,7 @@
     <w:r>
       <w:tab/>
       <w:tab/>
-      <w:t>2026-03-25</w:t>
+      <w:t>2026-03-26</w:t>
       <w:br/>
       <w:br/>
     </w:r>

--- a/klagomål/A 50355-2025 FSC-klagomål.docx
+++ b/klagomål/A 50355-2025 FSC-klagomål.docx
@@ -927,7 +927,7 @@
     <w:r>
       <w:tab/>
       <w:tab/>
-      <w:t>2026-03-26</w:t>
+      <w:t>2026-03-27</w:t>
       <w:br/>
       <w:br/>
     </w:r>

--- a/klagomål/A 50355-2025 FSC-klagomål.docx
+++ b/klagomål/A 50355-2025 FSC-klagomål.docx
@@ -927,7 +927,7 @@
     <w:r>
       <w:tab/>
       <w:tab/>
-      <w:t>2026-03-27</w:t>
+      <w:t>2026-03-28</w:t>
       <w:br/>
       <w:br/>
     </w:r>

--- a/klagomål/A 50355-2025 FSC-klagomål.docx
+++ b/klagomål/A 50355-2025 FSC-klagomål.docx
@@ -927,7 +927,7 @@
     <w:r>
       <w:tab/>
       <w:tab/>
-      <w:t>2026-03-28</w:t>
+      <w:t>2026-03-29</w:t>
       <w:br/>
       <w:br/>
     </w:r>

--- a/klagomål/A 50355-2025 FSC-klagomål.docx
+++ b/klagomål/A 50355-2025 FSC-klagomål.docx
@@ -927,7 +927,7 @@
     <w:r>
       <w:tab/>
       <w:tab/>
-      <w:t>2026-03-29</w:t>
+      <w:t>2026-03-30</w:t>
       <w:br/>
       <w:br/>
     </w:r>

--- a/klagomål/A 50355-2025 FSC-klagomål.docx
+++ b/klagomål/A 50355-2025 FSC-klagomål.docx
@@ -931,7 +931,7 @@
     <w:r>
       <w:tab/>
       <w:tab/>
-      <w:t>2026-05-16</w:t>
+      <w:t>2026-05-17</w:t>
       <w:br/>
       <w:br/>
     </w:r>

--- a/klagomål/A 50355-2025 FSC-klagomål.docx
+++ b/klagomål/A 50355-2025 FSC-klagomål.docx
@@ -931,7 +931,7 @@
     <w:r>
       <w:tab/>
       <w:tab/>
-      <w:t>2026-05-17</w:t>
+      <w:t>2026-05-18</w:t>
       <w:br/>
       <w:br/>
     </w:r>

--- a/klagomål/A 50355-2025 FSC-klagomål.docx
+++ b/klagomål/A 50355-2025 FSC-klagomål.docx
@@ -931,7 +931,7 @@
     <w:r>
       <w:tab/>
       <w:tab/>
-      <w:t>2026-05-18</w:t>
+      <w:t>2026-05-19</w:t>
       <w:br/>
       <w:br/>
     </w:r>

--- a/klagomål/A 50355-2025 FSC-klagomål.docx
+++ b/klagomål/A 50355-2025 FSC-klagomål.docx
@@ -931,7 +931,7 @@
     <w:r>
       <w:tab/>
       <w:tab/>
-      <w:t>2026-05-19</w:t>
+      <w:t>2026-05-20</w:t>
       <w:br/>
       <w:br/>
     </w:r>

--- a/klagomål/A 50355-2025 FSC-klagomål.docx
+++ b/klagomål/A 50355-2025 FSC-klagomål.docx
@@ -931,7 +931,7 @@
     <w:r>
       <w:tab/>
       <w:tab/>
-      <w:t>2026-05-20</w:t>
+      <w:t>2026-05-21</w:t>
       <w:br/>
       <w:br/>
     </w:r>

--- a/klagomål/A 50355-2025 FSC-klagomål.docx
+++ b/klagomål/A 50355-2025 FSC-klagomål.docx
@@ -931,7 +931,7 @@
     <w:r>
       <w:tab/>
       <w:tab/>
-      <w:t>2026-05-21</w:t>
+      <w:t>2026-05-22</w:t>
       <w:br/>
       <w:br/>
     </w:r>

--- a/klagomål/A 50355-2025 FSC-klagomål.docx
+++ b/klagomål/A 50355-2025 FSC-klagomål.docx
@@ -931,7 +931,7 @@
     <w:r>
       <w:tab/>
       <w:tab/>
-      <w:t>2026-05-22</w:t>
+      <w:t>2026-05-23</w:t>
       <w:br/>
       <w:br/>
     </w:r>

--- a/klagomål/A 50355-2025 FSC-klagomål.docx
+++ b/klagomål/A 50355-2025 FSC-klagomål.docx
@@ -931,7 +931,7 @@
     <w:r>
       <w:tab/>
       <w:tab/>
-      <w:t>2026-05-23</w:t>
+      <w:t>2026-05-24</w:t>
       <w:br/>
       <w:br/>
     </w:r>

--- a/klagomål/A 50355-2025 FSC-klagomål.docx
+++ b/klagomål/A 50355-2025 FSC-klagomål.docx
@@ -931,7 +931,7 @@
     <w:r>
       <w:tab/>
       <w:tab/>
-      <w:t>2026-05-24</w:t>
+      <w:t>2026-05-25</w:t>
       <w:br/>
       <w:br/>
     </w:r>

--- a/klagomål/A 50355-2025 FSC-klagomål.docx
+++ b/klagomål/A 50355-2025 FSC-klagomål.docx
@@ -931,7 +931,7 @@
     <w:r>
       <w:tab/>
       <w:tab/>
-      <w:t>2026-05-25</w:t>
+      <w:t>2026-05-26</w:t>
       <w:br/>
       <w:br/>
     </w:r>

--- a/klagomål/A 50355-2025 FSC-klagomål.docx
+++ b/klagomål/A 50355-2025 FSC-klagomål.docx
@@ -931,7 +931,7 @@
     <w:r>
       <w:tab/>
       <w:tab/>
-      <w:t>2026-05-26</w:t>
+      <w:t>2026-05-27</w:t>
       <w:br/>
       <w:br/>
     </w:r>

--- a/klagomål/A 50355-2025 FSC-klagomål.docx
+++ b/klagomål/A 50355-2025 FSC-klagomål.docx
@@ -931,7 +931,7 @@
     <w:r>
       <w:tab/>
       <w:tab/>
-      <w:t>2026-05-27</w:t>
+      <w:t>2026-05-28</w:t>
       <w:br/>
       <w:br/>
     </w:r>

--- a/klagomål/A 50355-2025 FSC-klagomål.docx
+++ b/klagomål/A 50355-2025 FSC-klagomål.docx
@@ -931,7 +931,7 @@
     <w:r>
       <w:tab/>
       <w:tab/>
-      <w:t>2026-05-28</w:t>
+      <w:t>2026-05-29</w:t>
       <w:br/>
       <w:br/>
     </w:r>

--- a/klagomål/A 50355-2025 FSC-klagomål.docx
+++ b/klagomål/A 50355-2025 FSC-klagomål.docx
@@ -931,7 +931,7 @@
     <w:r>
       <w:tab/>
       <w:tab/>
-      <w:t>2026-05-29</w:t>
+      <w:t>2026-05-30</w:t>
       <w:br/>
       <w:br/>
     </w:r>

--- a/klagomål/A 50355-2025 FSC-klagomål.docx
+++ b/klagomål/A 50355-2025 FSC-klagomål.docx
@@ -931,7 +931,7 @@
     <w:r>
       <w:tab/>
       <w:tab/>
-      <w:t>2026-05-30</w:t>
+      <w:t>2026-05-31</w:t>
       <w:br/>
       <w:br/>
     </w:r>

--- a/klagomål/A 50355-2025 FSC-klagomål.docx
+++ b/klagomål/A 50355-2025 FSC-klagomål.docx
@@ -931,7 +931,7 @@
     <w:r>
       <w:tab/>
       <w:tab/>
-      <w:t>2026-05-31</w:t>
+      <w:t>2026-06-01</w:t>
       <w:br/>
       <w:br/>
     </w:r>

--- a/klagomål/A 50355-2025 FSC-klagomål.docx
+++ b/klagomål/A 50355-2025 FSC-klagomål.docx
@@ -931,7 +931,7 @@
     <w:r>
       <w:tab/>
       <w:tab/>
-      <w:t>2026-06-01</w:t>
+      <w:t>2026-06-02</w:t>
       <w:br/>
       <w:br/>
     </w:r>

--- a/klagomål/A 50355-2025 FSC-klagomål.docx
+++ b/klagomål/A 50355-2025 FSC-klagomål.docx
@@ -931,7 +931,7 @@
     <w:r>
       <w:tab/>
       <w:tab/>
-      <w:t>2026-06-02</w:t>
+      <w:t>2026-06-03</w:t>
       <w:br/>
       <w:br/>
     </w:r>

--- a/klagomål/A 50355-2025 FSC-klagomål.docx
+++ b/klagomål/A 50355-2025 FSC-klagomål.docx
@@ -931,7 +931,7 @@
     <w:r>
       <w:tab/>
       <w:tab/>
-      <w:t>2026-06-03</w:t>
+      <w:t>2026-06-04</w:t>
       <w:br/>
       <w:br/>
     </w:r>

--- a/klagomål/A 50355-2025 FSC-klagomål.docx
+++ b/klagomål/A 50355-2025 FSC-klagomål.docx
@@ -931,7 +931,7 @@
     <w:r>
       <w:tab/>
       <w:tab/>
-      <w:t>2026-06-04</w:t>
+      <w:t>2026-06-05</w:t>
       <w:br/>
       <w:br/>
     </w:r>

--- a/klagomål/A 50355-2025 FSC-klagomål.docx
+++ b/klagomål/A 50355-2025 FSC-klagomål.docx
@@ -931,7 +931,7 @@
     <w:r>
       <w:tab/>
       <w:tab/>
-      <w:t>2026-06-05</w:t>
+      <w:t>2026-06-06</w:t>
       <w:br/>
       <w:br/>
     </w:r>

--- a/klagomål/A 50355-2025 FSC-klagomål.docx
+++ b/klagomål/A 50355-2025 FSC-klagomål.docx
@@ -931,7 +931,7 @@
     <w:r>
       <w:tab/>
       <w:tab/>
-      <w:t>2026-06-06</w:t>
+      <w:t>2026-06-07</w:t>
       <w:br/>
       <w:br/>
     </w:r>

--- a/klagomål/A 50355-2025 FSC-klagomål.docx
+++ b/klagomål/A 50355-2025 FSC-klagomål.docx
@@ -931,7 +931,7 @@
     <w:r>
       <w:tab/>
       <w:tab/>
-      <w:t>2026-06-07</w:t>
+      <w:t>2026-06-08</w:t>
       <w:br/>
       <w:br/>
     </w:r>
